--- a/por/docx/001.content.docx
+++ b/por/docx/001.content.docx
@@ -150,26 +150,6 @@
           <w:lang w:val="pt_PT" w:bidi="pt_PT"/>
         </w:rPr>
         <w:t xml:space="preserve"> </w:t>
-      </w:r>
-      <w:r>
-        <w:rPr>
-          <w:lang w:val="pt_PT" w:bidi="pt_PT"/>
-        </w:rPr>
-      </w:r>
-    </w:p>
-    <w:p>
-      <w:pPr/>
-      <w:r>
-        <w:rPr>
-          <w:lang w:val="pt_PT" w:bidi="pt_PT"/>
-        </w:rPr>
-      </w:r>
-      <w:r>
-        <w:rPr>
-          <w:i/>
-          <w:lang w:val="pt_PT" w:bidi="pt_PT"/>
-        </w:rPr>
-        <w:t>Neftoa, Águas de</w:t>
       </w:r>
       <w:r>
         <w:rPr>

--- a/por/docx/001.content.docx
+++ b/por/docx/001.content.docx
@@ -19,7 +19,7 @@
         <w:rPr>
           <w:lang w:val="pt_PT" w:bidi="pt_PT"/>
         </w:rPr>
-        <w:t>Resource: Dicionário Bíblico (Tyndale)</w:t>
+        <w:t>Resource: Tyndale Open Bible Dictionary</w:t>
       </w:r>
       <w:r>
         <w:rPr>
@@ -112,7 +112,7 @@
         <w:rPr>
           <w:lang w:val="pt_PT" w:bidi="pt_PT"/>
         </w:rPr>
-        <w:t>Dicionário Bíblico (Tyndale)</w:t>
+        <w:t>Tyndale Open Bible Dictionary</w:t>
       </w:r>
     </w:p>
     <w:p>

--- a/por/docx/001.content.docx
+++ b/por/docx/001.content.docx
@@ -19,7 +19,7 @@
         <w:rPr>
           <w:lang w:val="pt_PT" w:bidi="pt_PT"/>
         </w:rPr>
-        <w:t>Resource: Tyndale Open Bible Dictionary</w:t>
+        <w:t>Resource: Aquifer Open Bible Dictionary</w:t>
       </w:r>
       <w:r>
         <w:rPr>
@@ -112,7 +112,7 @@
         <w:rPr>
           <w:lang w:val="pt_PT" w:bidi="pt_PT"/>
         </w:rPr>
-        <w:t>Tyndale Open Bible Dictionary</w:t>
+        <w:t>Aquifer Open Bible Dictionary</w:t>
       </w:r>
     </w:p>
     <w:p>

--- a/por/docx/001.content.docx
+++ b/por/docx/001.content.docx
@@ -233,36 +233,24 @@
         </w:rPr>
         <w:t>Marco geográfico situado entre o Monte Efrom, a oeste, e o vale de Hinom, a leste, definindo parte da fronteira que separa as tribos de Judá e Benjamim (</w:t>
       </w:r>
-      <w:hyperlink r:id="rId13">
-        <w:r>
-          <w:rPr>
-            <w:lang w:val="pt_PT" w:bidi="pt_PT"/>
-          </w:rPr>
-          <w:rPr>
-            <w:color w:val="0000EE"/>
-            <w:u w:val="single"/>
-          </w:rPr>
-          <w:t>Js 15.9</w:t>
-        </w:r>
-      </w:hyperlink>
+      <w:r>
+        <w:rPr>
+          <w:lang w:val="pt_PT" w:bidi="pt_PT"/>
+        </w:rPr>
+        <w:t>Js 15.9</w:t>
+      </w:r>
       <w:r>
         <w:rPr>
           <w:lang w:val="pt_PT" w:bidi="pt_PT"/>
         </w:rPr>
         <w:t xml:space="preserve">; </w:t>
       </w:r>
-      <w:hyperlink r:id="rId14">
-        <w:r>
-          <w:rPr>
-            <w:lang w:val="pt_PT" w:bidi="pt_PT"/>
-          </w:rPr>
-          <w:rPr>
-            <w:color w:val="0000EE"/>
-            <w:u w:val="single"/>
-          </w:rPr>
-          <w:t>18.15</w:t>
-        </w:r>
-      </w:hyperlink>
+      <w:r>
+        <w:rPr>
+          <w:lang w:val="pt_PT" w:bidi="pt_PT"/>
+        </w:rPr>
+        <w:t>18.15</w:t>
+      </w:r>
       <w:r>
         <w:rPr>
           <w:lang w:val="pt_PT" w:bidi="pt_PT"/>
